--- a/lab-d/PTW-LD-grN-nazwisko-imie.docx
+++ b/lab-d/PTW-LD-grN-nazwisko-imie.docx
@@ -2118,12 +2118,19 @@
         <w:rPr/>
       </w:pPr>
       <w:r>
-        <w:rPr/>
         <w:drawing>
-          <wp:inline distT="0" distB="0" distL="0" distR="0">
-            <wp:extent cx="899795" cy="899795"/>
+          <wp:anchor distT="0" distB="0" distL="0" distR="0" simplePos="0" relativeHeight="5" behindDoc="0" locked="0" layoutInCell="0" allowOverlap="1">
+            <wp:simplePos x="0" y="0"/>
+            <wp:positionH relativeFrom="column">
+              <wp:align>center</wp:align>
+            </wp:positionH>
+            <wp:positionV relativeFrom="paragraph">
+              <wp:posOffset>635</wp:posOffset>
+            </wp:positionV>
+            <wp:extent cx="4464050" cy="431800"/>
             <wp:effectExtent l="0" t="0" r="0" b="0"/>
-            <wp:docPr id="2" name="Obraz 1010889709" descr="Obraz zawierający biały, design&#10;&#10;Zawartość wygenerowana przez AI może być niepoprawna."/>
+            <wp:wrapSquare wrapText="largest"/>
+            <wp:docPr id="2" name="Image1"/>
             <wp:cNvGraphicFramePr>
               <a:graphicFrameLocks xmlns:a="http://schemas.openxmlformats.org/drawingml/2006/main" noChangeAspect="1"/>
             </wp:cNvGraphicFramePr>
@@ -2131,7 +2138,7 @@
               <a:graphicData uri="http://schemas.openxmlformats.org/drawingml/2006/picture">
                 <pic:pic xmlns:pic="http://schemas.openxmlformats.org/drawingml/2006/picture">
                   <pic:nvPicPr>
-                    <pic:cNvPr id="2" name="Obraz 1010889709" descr="Obraz zawierający biały, design&#10;&#10;Zawartość wygenerowana przez AI może być niepoprawna."/>
+                    <pic:cNvPr id="2" name="Image1"/>
                     <pic:cNvPicPr>
                       <a:picLocks noChangeAspect="1" noChangeArrowheads="1"/>
                     </pic:cNvPicPr>
@@ -2145,7 +2152,7 @@
                   <pic:spPr bwMode="auto">
                     <a:xfrm>
                       <a:off x="0" y="0"/>
-                      <a:ext cx="899795" cy="899795"/>
+                      <a:ext cx="4464050" cy="431800"/>
                     </a:xfrm>
                     <a:prstGeom prst="rect">
                       <a:avLst/>
@@ -2155,7 +2162,7 @@
                 </pic:pic>
               </a:graphicData>
             </a:graphic>
-          </wp:inline>
+          </wp:anchor>
         </w:drawing>
       </w:r>
       <w:r>
@@ -2218,30 +2225,19 @@
       </w:pPr>
       <w:r>
         <w:rPr/>
-      </w:r>
-    </w:p>
-    <w:p>
-      <w:pPr>
-        <w:pStyle w:val="Zadanie"/>
-        <w:rPr/>
-      </w:pPr>
-      <w:r>
-        <w:rPr/>
-      </w:r>
-    </w:p>
-    <w:p>
-      <w:pPr>
-        <w:pStyle w:val="Zadanie"/>
-        <w:jc w:val="center"/>
-        <w:rPr/>
-      </w:pPr>
-      <w:r>
-        <w:rPr/>
         <w:drawing>
-          <wp:inline distT="0" distB="0" distL="0" distR="0">
-            <wp:extent cx="899795" cy="899795"/>
+          <wp:anchor distT="0" distB="0" distL="0" distR="0" simplePos="0" relativeHeight="6" behindDoc="0" locked="0" layoutInCell="0" allowOverlap="1">
+            <wp:simplePos x="0" y="0"/>
+            <wp:positionH relativeFrom="column">
+              <wp:posOffset>290195</wp:posOffset>
+            </wp:positionH>
+            <wp:positionV relativeFrom="paragraph">
+              <wp:posOffset>44450</wp:posOffset>
+            </wp:positionV>
+            <wp:extent cx="5969000" cy="381000"/>
             <wp:effectExtent l="0" t="0" r="0" b="0"/>
-            <wp:docPr id="3" name="Obraz 1865790826" descr="Obraz zawierający biały, design&#10;&#10;Zawartość wygenerowana przez AI może być niepoprawna."/>
+            <wp:wrapSquare wrapText="largest"/>
+            <wp:docPr id="3" name="Image2"/>
             <wp:cNvGraphicFramePr>
               <a:graphicFrameLocks xmlns:a="http://schemas.openxmlformats.org/drawingml/2006/main" noChangeAspect="1"/>
             </wp:cNvGraphicFramePr>
@@ -2249,7 +2245,7 @@
               <a:graphicData uri="http://schemas.openxmlformats.org/drawingml/2006/picture">
                 <pic:pic xmlns:pic="http://schemas.openxmlformats.org/drawingml/2006/picture">
                   <pic:nvPicPr>
-                    <pic:cNvPr id="3" name="Obraz 1865790826" descr="Obraz zawierający biały, design&#10;&#10;Zawartość wygenerowana przez AI może być niepoprawna."/>
+                    <pic:cNvPr id="3" name="Image2"/>
                     <pic:cNvPicPr>
                       <a:picLocks noChangeAspect="1" noChangeArrowheads="1"/>
                     </pic:cNvPicPr>
@@ -2263,7 +2259,7 @@
                   <pic:spPr bwMode="auto">
                     <a:xfrm>
                       <a:off x="0" y="0"/>
-                      <a:ext cx="899795" cy="899795"/>
+                      <a:ext cx="5969000" cy="381000"/>
                     </a:xfrm>
                     <a:prstGeom prst="rect">
                       <a:avLst/>
@@ -2273,61 +2269,8 @@
                 </pic:pic>
               </a:graphicData>
             </a:graphic>
-          </wp:inline>
+          </wp:anchor>
         </w:drawing>
-      </w:r>
-    </w:p>
-    <w:p>
-      <w:pPr>
-        <w:pStyle w:val="Normal"/>
-        <w:rPr>
-          <w:lang w:val="pl-PL"/>
-        </w:rPr>
-      </w:pPr>
-      <w:r>
-        <w:rPr>
-          <w:lang w:val="pl-PL"/>
-        </w:rPr>
-      </w:r>
-    </w:p>
-    <w:p>
-      <w:pPr>
-        <w:pStyle w:val="Heading1"/>
-        <w:rPr>
-          <w:lang w:val="pl-PL"/>
-        </w:rPr>
-      </w:pPr>
-      <w:bookmarkStart w:id="12" w:name="_Toc223386719"/>
-      <w:r>
-        <w:rPr>
-          <w:lang w:val="pl-PL"/>
-        </w:rPr>
-        <w:t>Implementacja</w:t>
-      </w:r>
-      <w:bookmarkEnd w:id="12"/>
-    </w:p>
-    <w:p>
-      <w:pPr>
-        <w:pStyle w:val="Normal"/>
-        <w:rPr>
-          <w:lang w:val="pl-PL"/>
-        </w:rPr>
-      </w:pPr>
-      <w:r>
-        <w:rPr>
-          <w:lang w:val="pl-PL"/>
-        </w:rPr>
-        <w:t>Tradycyjnie implementację należy zacząć od zbudowania w HTML + CSS wszystkich wymaganych elementów / placeholderów na te elementy. Następnie krok po kroku należy implementować poszczególne zachowania.</w:t>
-      </w:r>
-    </w:p>
-    <w:p>
-      <w:pPr>
-        <w:pStyle w:val="Zadanie"/>
-        <w:rPr/>
-      </w:pPr>
-      <w:r>
-        <w:rPr/>
-        <w:t>Wstaw zrzut ekranu zawierającego stronę ze wszystkimi elementami, tj. pole tekstowe, przycisk, miejsce do wyświetlenia pogody i prognozy:</w:t>
       </w:r>
     </w:p>
     <w:p>
@@ -2347,11 +2290,74 @@
       </w:pPr>
       <w:r>
         <w:rPr/>
+      </w:r>
+    </w:p>
+    <w:p>
+      <w:pPr>
+        <w:pStyle w:val="Normal"/>
+        <w:rPr>
+          <w:lang w:val="pl-PL"/>
+        </w:rPr>
+      </w:pPr>
+      <w:r>
+        <w:rPr>
+          <w:lang w:val="pl-PL"/>
+        </w:rPr>
+      </w:r>
+    </w:p>
+    <w:p>
+      <w:pPr>
+        <w:pStyle w:val="Heading1"/>
+        <w:rPr>
+          <w:lang w:val="pl-PL"/>
+        </w:rPr>
+      </w:pPr>
+      <w:bookmarkStart w:id="12" w:name="_Toc223386719"/>
+      <w:r>
+        <w:rPr>
+          <w:lang w:val="pl-PL"/>
+        </w:rPr>
+        <w:t>Implementacja</w:t>
+      </w:r>
+      <w:bookmarkEnd w:id="12"/>
+    </w:p>
+    <w:p>
+      <w:pPr>
+        <w:pStyle w:val="Normal"/>
+        <w:rPr>
+          <w:lang w:val="pl-PL"/>
+        </w:rPr>
+      </w:pPr>
+      <w:r>
+        <w:rPr>
+          <w:lang w:val="pl-PL"/>
+        </w:rPr>
+        <w:t>Tradycyjnie implementację należy zacząć od zbudowania w HTML + CSS wszystkich wymaganych elementów / placeholderów na te elementy. Następnie krok po kroku należy implementować poszczególne zachowania.</w:t>
+      </w:r>
+    </w:p>
+    <w:p>
+      <w:pPr>
+        <w:pStyle w:val="Zadanie"/>
+        <w:rPr/>
+      </w:pPr>
+      <w:r>
+        <w:rPr/>
+        <w:t>Wstaw zrzut ekranu zawierającego stronę ze wszystkimi elementami, tj. pole tekstow</w:t>
+      </w:r>
+      <w:r>
         <w:drawing>
-          <wp:inline distT="0" distB="0" distL="0" distR="0">
-            <wp:extent cx="899795" cy="899795"/>
+          <wp:anchor distT="0" distB="0" distL="0" distR="0" simplePos="0" relativeHeight="7" behindDoc="0" locked="0" layoutInCell="0" allowOverlap="1">
+            <wp:simplePos x="0" y="0"/>
+            <wp:positionH relativeFrom="column">
+              <wp:posOffset>4746625</wp:posOffset>
+            </wp:positionH>
+            <wp:positionV relativeFrom="paragraph">
+              <wp:posOffset>174625</wp:posOffset>
+            </wp:positionV>
+            <wp:extent cx="836295" cy="1059180"/>
             <wp:effectExtent l="0" t="0" r="0" b="0"/>
-            <wp:docPr id="4" name="Obraz 1116321251" descr="Obraz zawierający biały, design&#10;&#10;Zawartość wygenerowana przez AI może być niepoprawna."/>
+            <wp:wrapSquare wrapText="largest"/>
+            <wp:docPr id="4" name="Image3"/>
             <wp:cNvGraphicFramePr>
               <a:graphicFrameLocks xmlns:a="http://schemas.openxmlformats.org/drawingml/2006/main" noChangeAspect="1"/>
             </wp:cNvGraphicFramePr>
@@ -2359,7 +2365,7 @@
               <a:graphicData uri="http://schemas.openxmlformats.org/drawingml/2006/picture">
                 <pic:pic xmlns:pic="http://schemas.openxmlformats.org/drawingml/2006/picture">
                   <pic:nvPicPr>
-                    <pic:cNvPr id="4" name="Obraz 1116321251" descr="Obraz zawierający biały, design&#10;&#10;Zawartość wygenerowana przez AI może być niepoprawna."/>
+                    <pic:cNvPr id="4" name="Image3"/>
                     <pic:cNvPicPr>
                       <a:picLocks noChangeAspect="1" noChangeArrowheads="1"/>
                     </pic:cNvPicPr>
@@ -2373,7 +2379,7 @@
                   <pic:spPr bwMode="auto">
                     <a:xfrm>
                       <a:off x="0" y="0"/>
-                      <a:ext cx="899795" cy="899795"/>
+                      <a:ext cx="836295" cy="1059180"/>
                     </a:xfrm>
                     <a:prstGeom prst="rect">
                       <a:avLst/>
@@ -2383,8 +2389,31 @@
                 </pic:pic>
               </a:graphicData>
             </a:graphic>
-          </wp:inline>
+          </wp:anchor>
         </w:drawing>
+      </w:r>
+      <w:r>
+        <w:rPr/>
+        <w:t>e, przycisk, miejsce do wyświetlenia pogody i prognozy:</w:t>
+      </w:r>
+    </w:p>
+    <w:p>
+      <w:pPr>
+        <w:pStyle w:val="Zadanie"/>
+        <w:rPr/>
+      </w:pPr>
+      <w:r>
+        <w:rPr/>
+      </w:r>
+    </w:p>
+    <w:p>
+      <w:pPr>
+        <w:pStyle w:val="Zadanie"/>
+        <w:jc w:val="center"/>
+        <w:rPr/>
+      </w:pPr>
+      <w:r>
+        <w:rPr/>
       </w:r>
     </w:p>
     <w:tbl>
@@ -2550,10 +2579,18 @@
       <w:r>
         <w:rPr/>
         <w:drawing>
-          <wp:inline distT="0" distB="0" distL="0" distR="0">
-            <wp:extent cx="899795" cy="899795"/>
+          <wp:anchor distT="0" distB="0" distL="0" distR="0" simplePos="0" relativeHeight="8" behindDoc="0" locked="0" layoutInCell="0" allowOverlap="1">
+            <wp:simplePos x="0" y="0"/>
+            <wp:positionH relativeFrom="column">
+              <wp:align>center</wp:align>
+            </wp:positionH>
+            <wp:positionV relativeFrom="paragraph">
+              <wp:posOffset>635</wp:posOffset>
+            </wp:positionV>
+            <wp:extent cx="6645910" cy="2559050"/>
             <wp:effectExtent l="0" t="0" r="0" b="0"/>
-            <wp:docPr id="5" name="Obraz 320701141" descr="Obraz zawierający biały, design&#10;&#10;Zawartość wygenerowana przez AI może być niepoprawna."/>
+            <wp:wrapSquare wrapText="largest"/>
+            <wp:docPr id="5" name="Image4"/>
             <wp:cNvGraphicFramePr>
               <a:graphicFrameLocks xmlns:a="http://schemas.openxmlformats.org/drawingml/2006/main" noChangeAspect="1"/>
             </wp:cNvGraphicFramePr>
@@ -2561,7 +2598,7 @@
               <a:graphicData uri="http://schemas.openxmlformats.org/drawingml/2006/picture">
                 <pic:pic xmlns:pic="http://schemas.openxmlformats.org/drawingml/2006/picture">
                   <pic:nvPicPr>
-                    <pic:cNvPr id="5" name="Obraz 320701141" descr="Obraz zawierający biały, design&#10;&#10;Zawartość wygenerowana przez AI może być niepoprawna."/>
+                    <pic:cNvPr id="5" name="Image4"/>
                     <pic:cNvPicPr>
                       <a:picLocks noChangeAspect="1" noChangeArrowheads="1"/>
                     </pic:cNvPicPr>
@@ -2575,7 +2612,7 @@
                   <pic:spPr bwMode="auto">
                     <a:xfrm>
                       <a:off x="0" y="0"/>
-                      <a:ext cx="899795" cy="899795"/>
+                      <a:ext cx="6645910" cy="2559050"/>
                     </a:xfrm>
                     <a:prstGeom prst="rect">
                       <a:avLst/>
@@ -2585,7 +2622,7 @@
                 </pic:pic>
               </a:graphicData>
             </a:graphic>
-          </wp:inline>
+          </wp:anchor>
         </w:drawing>
       </w:r>
     </w:p>
@@ -2834,10 +2871,18 @@
       <w:r>
         <w:rPr/>
         <w:drawing>
-          <wp:inline distT="0" distB="0" distL="0" distR="0">
-            <wp:extent cx="899795" cy="899795"/>
+          <wp:anchor distT="0" distB="0" distL="0" distR="0" simplePos="0" relativeHeight="9" behindDoc="0" locked="0" layoutInCell="0" allowOverlap="1">
+            <wp:simplePos x="0" y="0"/>
+            <wp:positionH relativeFrom="column">
+              <wp:align>center</wp:align>
+            </wp:positionH>
+            <wp:positionV relativeFrom="paragraph">
+              <wp:posOffset>635</wp:posOffset>
+            </wp:positionV>
+            <wp:extent cx="6645910" cy="2013585"/>
             <wp:effectExtent l="0" t="0" r="0" b="0"/>
-            <wp:docPr id="7" name="Obraz 830136028" descr="Obraz zawierający biały, design&#10;&#10;Zawartość wygenerowana przez AI może być niepoprawna."/>
+            <wp:wrapSquare wrapText="largest"/>
+            <wp:docPr id="7" name="Image5"/>
             <wp:cNvGraphicFramePr>
               <a:graphicFrameLocks xmlns:a="http://schemas.openxmlformats.org/drawingml/2006/main" noChangeAspect="1"/>
             </wp:cNvGraphicFramePr>
@@ -2845,7 +2890,7 @@
               <a:graphicData uri="http://schemas.openxmlformats.org/drawingml/2006/picture">
                 <pic:pic xmlns:pic="http://schemas.openxmlformats.org/drawingml/2006/picture">
                   <pic:nvPicPr>
-                    <pic:cNvPr id="7" name="Obraz 830136028" descr="Obraz zawierający biały, design&#10;&#10;Zawartość wygenerowana przez AI może być niepoprawna."/>
+                    <pic:cNvPr id="7" name="Image5"/>
                     <pic:cNvPicPr>
                       <a:picLocks noChangeAspect="1" noChangeArrowheads="1"/>
                     </pic:cNvPicPr>
@@ -2859,7 +2904,7 @@
                   <pic:spPr bwMode="auto">
                     <a:xfrm>
                       <a:off x="0" y="0"/>
-                      <a:ext cx="899795" cy="899795"/>
+                      <a:ext cx="6645910" cy="2013585"/>
                     </a:xfrm>
                     <a:prstGeom prst="rect">
                       <a:avLst/>
@@ -2869,7 +2914,7 @@
                 </pic:pic>
               </a:graphicData>
             </a:graphic>
-          </wp:inline>
+          </wp:anchor>
         </w:drawing>
       </w:r>
     </w:p>
@@ -3157,31 +3202,19 @@
       </w:pPr>
       <w:r>
         <w:rPr/>
-        <w:t>Wstaw zrzut ekranu przedstawiającego wizualizację prognoz pogody:</w:t>
-      </w:r>
-    </w:p>
-    <w:p>
-      <w:pPr>
-        <w:pStyle w:val="Zadanie"/>
-        <w:rPr/>
-      </w:pPr>
-      <w:r>
-        <w:rPr/>
-      </w:r>
-    </w:p>
-    <w:p>
-      <w:pPr>
-        <w:pStyle w:val="Zadanie"/>
-        <w:jc w:val="center"/>
-        <w:rPr/>
-      </w:pPr>
-      <w:r>
-        <w:rPr/>
         <w:drawing>
-          <wp:inline distT="0" distB="0" distL="0" distR="0">
-            <wp:extent cx="899795" cy="899795"/>
+          <wp:anchor distT="0" distB="0" distL="0" distR="0" simplePos="0" relativeHeight="10" behindDoc="0" locked="0" layoutInCell="0" allowOverlap="1">
+            <wp:simplePos x="0" y="0"/>
+            <wp:positionH relativeFrom="column">
+              <wp:posOffset>4296410</wp:posOffset>
+            </wp:positionH>
+            <wp:positionV relativeFrom="paragraph">
+              <wp:posOffset>58420</wp:posOffset>
+            </wp:positionV>
+            <wp:extent cx="1233805" cy="1419225"/>
             <wp:effectExtent l="0" t="0" r="0" b="0"/>
-            <wp:docPr id="9" name="Obraz 118182495" descr="Obraz zawierający biały, design&#10;&#10;Zawartość wygenerowana przez AI może być niepoprawna."/>
+            <wp:wrapSquare wrapText="largest"/>
+            <wp:docPr id="9" name="Image6"/>
             <wp:cNvGraphicFramePr>
               <a:graphicFrameLocks xmlns:a="http://schemas.openxmlformats.org/drawingml/2006/main" noChangeAspect="1"/>
             </wp:cNvGraphicFramePr>
@@ -3189,7 +3222,7 @@
               <a:graphicData uri="http://schemas.openxmlformats.org/drawingml/2006/picture">
                 <pic:pic xmlns:pic="http://schemas.openxmlformats.org/drawingml/2006/picture">
                   <pic:nvPicPr>
-                    <pic:cNvPr id="9" name="Obraz 118182495" descr="Obraz zawierający biały, design&#10;&#10;Zawartość wygenerowana przez AI może być niepoprawna."/>
+                    <pic:cNvPr id="9" name="Image6"/>
                     <pic:cNvPicPr>
                       <a:picLocks noChangeAspect="1" noChangeArrowheads="1"/>
                     </pic:cNvPicPr>
@@ -3203,7 +3236,7 @@
                   <pic:spPr bwMode="auto">
                     <a:xfrm>
                       <a:off x="0" y="0"/>
-                      <a:ext cx="899795" cy="899795"/>
+                      <a:ext cx="1233805" cy="1419225"/>
                     </a:xfrm>
                     <a:prstGeom prst="rect">
                       <a:avLst/>
@@ -3213,8 +3246,31 @@
                 </pic:pic>
               </a:graphicData>
             </a:graphic>
-          </wp:inline>
+          </wp:anchor>
         </w:drawing>
+      </w:r>
+      <w:r>
+        <w:rPr/>
+        <w:t>Wstaw zrzut ekranu przedstawiającego wizualizację prognoz pogody:</w:t>
+      </w:r>
+    </w:p>
+    <w:p>
+      <w:pPr>
+        <w:pStyle w:val="Zadanie"/>
+        <w:rPr/>
+      </w:pPr>
+      <w:r>
+        <w:rPr/>
+      </w:r>
+    </w:p>
+    <w:p>
+      <w:pPr>
+        <w:pStyle w:val="Zadanie"/>
+        <w:jc w:val="center"/>
+        <w:rPr/>
+      </w:pPr>
+      <w:r>
+        <w:rPr/>
       </w:r>
     </w:p>
     <w:p>
@@ -3433,6 +3489,16 @@
     </w:p>
     <w:p>
       <w:pPr>
+        <w:pStyle w:val="Zadanie"/>
+        <w:rPr/>
+      </w:pPr>
+      <w:r>
+        <w:rPr/>
+        <w:t>https://github.com/barczykjakub553-ui/barczykjakub553-ui.github.io/tree/main/lab-d</w:t>
+      </w:r>
+    </w:p>
+    <w:p>
+      <w:pPr>
         <w:pStyle w:val="Heading1"/>
         <w:rPr>
           <w:lang w:val="pl-PL"/>
@@ -3473,11 +3539,7 @@
       </w:pPr>
       <w:r>
         <w:rPr/>
-        <w:t>…</w:t>
-      </w:r>
-      <w:r>
-        <w:rPr/>
-        <w:t>podsumowanie…</w:t>
+        <w:t>Okej ale ile można robic css i html nonstop. Fajnie pokazane uzywanie api call i ich odbieranie. Bardzo mi się podoba bo akurat takie rzeczy wykorzystuje w swojej aplikacji (nie dokladnie pogoda ale ogolnie API).</w:t>
       </w:r>
     </w:p>
     <w:p>

--- a/lab-d/PTW-LD-grN-nazwisko-imie.docx
+++ b/lab-d/PTW-LD-grN-nazwisko-imie.docx
@@ -18,8 +18,8 @@
         <w:tblLook w:val="04a0" w:noVBand="1" w:noHBand="0" w:lastColumn="0" w:firstColumn="1" w:lastRow="0" w:firstRow="1"/>
       </w:tblPr>
       <w:tblGrid>
-        <w:gridCol w:w="1695"/>
-        <w:gridCol w:w="4254"/>
+        <w:gridCol w:w="1693"/>
+        <w:gridCol w:w="4256"/>
         <w:gridCol w:w="4507"/>
       </w:tblGrid>
       <w:tr>
@@ -28,7 +28,7 @@
         </w:trPr>
         <w:tc>
           <w:tcPr>
-            <w:tcW w:w="1695" w:type="dxa"/>
+            <w:tcW w:w="1693" w:type="dxa"/>
             <w:vMerge w:val="restart"/>
             <w:tcBorders>
               <w:top w:val="single" w:sz="4" w:space="0" w:color="D9D9D9"/>
@@ -43,6 +43,7 @@
             <w:pPr>
               <w:pStyle w:val="Normal"/>
               <w:widowControl/>
+              <w:suppressAutoHyphens w:val="true"/>
               <w:spacing w:lineRule="auto" w:line="240" w:before="0" w:after="0"/>
               <w:jc w:val="center"/>
               <w:rPr>
@@ -115,7 +116,7 @@
         </w:tc>
         <w:tc>
           <w:tcPr>
-            <w:tcW w:w="4254" w:type="dxa"/>
+            <w:tcW w:w="4256" w:type="dxa"/>
             <w:vMerge w:val="restart"/>
             <w:tcBorders>
               <w:top w:val="single" w:sz="4" w:space="0" w:color="D9D9D9"/>
@@ -129,6 +130,7 @@
             <w:pPr>
               <w:pStyle w:val="Normal"/>
               <w:widowControl/>
+              <w:suppressAutoHyphens w:val="true"/>
               <w:spacing w:lineRule="auto" w:line="240" w:before="0" w:after="0"/>
               <w:jc w:val="center"/>
               <w:rPr>
@@ -252,6 +254,7 @@
             <w:pPr>
               <w:pStyle w:val="Normal"/>
               <w:widowControl/>
+              <w:suppressAutoHyphens w:val="true"/>
               <w:spacing w:lineRule="auto" w:line="240" w:before="0" w:after="0"/>
               <w:jc w:val="center"/>
               <w:rPr>
@@ -323,6 +326,7 @@
             <w:pPr>
               <w:pStyle w:val="Normal"/>
               <w:widowControl/>
+              <w:suppressAutoHyphens w:val="true"/>
               <w:spacing w:lineRule="auto" w:line="240" w:before="0" w:after="0"/>
               <w:jc w:val="center"/>
               <w:rPr>
@@ -406,6 +410,7 @@
             <w:pPr>
               <w:pStyle w:val="Normal"/>
               <w:widowControl/>
+              <w:suppressAutoHyphens w:val="true"/>
               <w:spacing w:lineRule="auto" w:line="240" w:before="0" w:after="0"/>
               <w:jc w:val="end"/>
               <w:rPr>
@@ -495,7 +500,7 @@
         </w:trPr>
         <w:tc>
           <w:tcPr>
-            <w:tcW w:w="1695" w:type="dxa"/>
+            <w:tcW w:w="1693" w:type="dxa"/>
             <w:vMerge w:val="continue"/>
             <w:tcBorders>
               <w:top w:val="single" w:sz="4" w:space="0" w:color="D9D9D9"/>
@@ -510,6 +515,7 @@
             <w:pPr>
               <w:pStyle w:val="Normal"/>
               <w:widowControl/>
+              <w:suppressAutoHyphens w:val="true"/>
               <w:spacing w:lineRule="auto" w:line="240" w:before="0" w:after="0"/>
               <w:jc w:val="center"/>
               <w:rPr>
@@ -522,20 +528,18 @@
             </w:pPr>
             <w:r>
               <w:rPr>
-                <w:rFonts w:eastAsia="Calibri" w:cs="Arial"/>
                 <w:b/>
                 <w:bCs/>
-                <w:kern w:val="2"/>
                 <w:sz w:val="48"/>
                 <w:szCs w:val="48"/>
-                <w:lang w:val="pl-PL" w:eastAsia="en-US" w:bidi="ar-SA"/>
+                <w:lang w:val="pl-PL"/>
               </w:rPr>
             </w:r>
           </w:p>
         </w:tc>
         <w:tc>
           <w:tcPr>
-            <w:tcW w:w="4254" w:type="dxa"/>
+            <w:tcW w:w="4256" w:type="dxa"/>
             <w:vMerge w:val="continue"/>
             <w:tcBorders>
               <w:top w:val="single" w:sz="4" w:space="0" w:color="D9D9D9"/>
@@ -549,6 +553,7 @@
             <w:pPr>
               <w:pStyle w:val="Normal"/>
               <w:widowControl/>
+              <w:suppressAutoHyphens w:val="true"/>
               <w:spacing w:lineRule="auto" w:line="240" w:before="0" w:after="0"/>
               <w:jc w:val="center"/>
               <w:rPr>
@@ -559,11 +564,9 @@
             </w:pPr>
             <w:r>
               <w:rPr>
-                <w:rFonts w:eastAsia="Calibri" w:cs="Arial"/>
-                <w:kern w:val="2"/>
                 <w:sz w:val="28"/>
                 <w:szCs w:val="28"/>
-                <w:lang w:val="pl-PL" w:eastAsia="en-US" w:bidi="ar-SA"/>
+                <w:lang w:val="pl-PL"/>
               </w:rPr>
             </w:r>
           </w:p>
@@ -583,6 +586,7 @@
             <w:pPr>
               <w:pStyle w:val="Normal"/>
               <w:widowControl/>
+              <w:suppressAutoHyphens w:val="true"/>
               <w:spacing w:lineRule="auto" w:line="240" w:before="0" w:after="0"/>
               <w:jc w:val="start"/>
               <w:rPr>
@@ -591,11 +595,7 @@
             </w:pPr>
             <w:r>
               <w:rPr>
-                <w:rFonts w:eastAsia="Calibri" w:cs="Arial"/>
-                <w:kern w:val="2"/>
-                <w:sz w:val="22"/>
-                <w:szCs w:val="22"/>
-                <w:lang w:val="pl-PL" w:eastAsia="en-US" w:bidi="ar-SA"/>
+                <w:lang w:val="pl-PL"/>
               </w:rPr>
             </w:r>
           </w:p>
@@ -607,7 +607,7 @@
         </w:trPr>
         <w:tc>
           <w:tcPr>
-            <w:tcW w:w="1695" w:type="dxa"/>
+            <w:tcW w:w="1693" w:type="dxa"/>
             <w:tcBorders>
               <w:top w:val="single" w:sz="4" w:space="0" w:color="D9D9D9"/>
               <w:start w:val="single" w:sz="4" w:space="0" w:color="D9D9D9"/>
@@ -620,6 +620,7 @@
             <w:pPr>
               <w:pStyle w:val="Normal"/>
               <w:widowControl/>
+              <w:suppressAutoHyphens w:val="true"/>
               <w:spacing w:lineRule="auto" w:line="240" w:before="0" w:after="0"/>
               <w:jc w:val="center"/>
               <w:rPr>
@@ -692,7 +693,7 @@
         </w:tc>
         <w:tc>
           <w:tcPr>
-            <w:tcW w:w="4254" w:type="dxa"/>
+            <w:tcW w:w="4256" w:type="dxa"/>
             <w:vMerge w:val="continue"/>
             <w:tcBorders>
               <w:top w:val="single" w:sz="4" w:space="0" w:color="D9D9D9"/>
@@ -705,6 +706,7 @@
             <w:pPr>
               <w:pStyle w:val="Normal"/>
               <w:widowControl/>
+              <w:suppressAutoHyphens w:val="true"/>
               <w:spacing w:lineRule="auto" w:line="240" w:before="0" w:after="0"/>
               <w:jc w:val="start"/>
               <w:rPr>
@@ -713,11 +715,7 @@
             </w:pPr>
             <w:r>
               <w:rPr>
-                <w:rFonts w:eastAsia="Calibri" w:cs="Arial"/>
-                <w:kern w:val="2"/>
-                <w:sz w:val="22"/>
-                <w:szCs w:val="22"/>
-                <w:lang w:val="pl-PL" w:eastAsia="en-US" w:bidi="ar-SA"/>
+                <w:lang w:val="pl-PL"/>
               </w:rPr>
             </w:r>
           </w:p>
@@ -737,6 +735,7 @@
             <w:pPr>
               <w:pStyle w:val="Normal"/>
               <w:widowControl/>
+              <w:suppressAutoHyphens w:val="true"/>
               <w:spacing w:lineRule="auto" w:line="240" w:before="0" w:after="0"/>
               <w:jc w:val="start"/>
               <w:rPr>
@@ -745,11 +744,7 @@
             </w:pPr>
             <w:r>
               <w:rPr>
-                <w:rFonts w:eastAsia="Calibri" w:cs="Arial"/>
-                <w:kern w:val="2"/>
-                <w:sz w:val="22"/>
-                <w:szCs w:val="22"/>
-                <w:lang w:val="pl-PL" w:eastAsia="en-US" w:bidi="ar-SA"/>
+                <w:lang w:val="pl-PL"/>
               </w:rPr>
             </w:r>
           </w:p>
@@ -814,6 +809,7 @@
           <w:r>
             <w:rPr>
               <w:rStyle w:val="IndexLink"/>
+              <w:vanish w:val="false"/>
               <w:webHidden/>
               <w:lang w:val="pl-PL"/>
             </w:rPr>
@@ -822,6 +818,7 @@
           <w:r>
             <w:rPr>
               <w:rStyle w:val="IndexLink"/>
+              <w:vanish w:val="false"/>
               <w:webHidden/>
               <w:lang w:val="pl-PL"/>
             </w:rPr>
@@ -831,6 +828,7 @@
             <w:r>
               <w:rPr>
                 <w:rStyle w:val="IndexLink"/>
+                <w:vanish w:val="false"/>
                 <w:webHidden/>
                 <w:lang w:val="pl-PL"/>
               </w:rPr>
@@ -888,6 +886,7 @@
             <w:r>
               <w:rPr>
                 <w:rStyle w:val="IndexLink"/>
+                <w:vanish w:val="false"/>
                 <w:webHidden/>
                 <w:lang w:val="pl-PL"/>
               </w:rPr>
@@ -945,6 +944,7 @@
             <w:r>
               <w:rPr>
                 <w:rStyle w:val="IndexLink"/>
+                <w:vanish w:val="false"/>
                 <w:webHidden/>
                 <w:lang w:val="pl-PL"/>
               </w:rPr>
@@ -1002,6 +1002,7 @@
             <w:r>
               <w:rPr>
                 <w:rStyle w:val="IndexLink"/>
+                <w:vanish w:val="false"/>
                 <w:webHidden/>
                 <w:lang w:val="pl-PL"/>
               </w:rPr>
@@ -1059,6 +1060,7 @@
             <w:r>
               <w:rPr>
                 <w:rStyle w:val="IndexLink"/>
+                <w:vanish w:val="false"/>
                 <w:webHidden/>
                 <w:lang w:val="pl-PL"/>
               </w:rPr>
@@ -1116,6 +1118,7 @@
             <w:r>
               <w:rPr>
                 <w:rStyle w:val="IndexLink"/>
+                <w:vanish w:val="false"/>
                 <w:webHidden/>
                 <w:lang w:val="pl-PL"/>
               </w:rPr>
@@ -1173,6 +1176,7 @@
             <w:r>
               <w:rPr>
                 <w:rStyle w:val="IndexLink"/>
+                <w:vanish w:val="false"/>
                 <w:webHidden/>
                 <w:lang w:val="pl-PL"/>
               </w:rPr>
@@ -1229,13 +1233,6 @@
           <w:hyperlink w:anchor="_Toc223386720">
             <w:r>
               <w:rPr>
-                <w:rStyle w:val="IndexLink"/>
-                <w:webHidden/>
-              </w:rPr>
-              <w:t>Commit projektu do GIT</w:t>
-            </w:r>
-            <w:r>
-              <w:rPr>
                 <w:webHidden/>
               </w:rPr>
               <w:fldChar w:fldCharType="begin"/>
@@ -1256,7 +1253,9 @@
               <w:rPr>
                 <w:rStyle w:val="IndexLink"/>
                 <w:vanish w:val="false"/>
-              </w:rPr>
+                <w:webHidden/>
+              </w:rPr>
+              <w:t>Commit projektu do GIT</w:t>
               <w:tab/>
               <w:t>4</w:t>
             </w:r>
@@ -1286,6 +1285,7 @@
             <w:r>
               <w:rPr>
                 <w:rStyle w:val="IndexLink"/>
+                <w:vanish w:val="false"/>
                 <w:webHidden/>
                 <w:lang w:val="pl-PL"/>
               </w:rPr>
@@ -1377,8 +1377,7 @@
           <w:lang w:val="pl-PL"/>
         </w:rPr>
       </w:pPr>
-      <w:bookmarkStart w:id="3" w:name="_Hlk115208234"/>
-      <w:bookmarkStart w:id="4" w:name="_Toc146283465"/>
+      <w:bookmarkStart w:id="3" w:name="_Hlk115208234_Copy_1"/>
       <w:bookmarkEnd w:id="3"/>
       <w:r>
         <w:rPr>
@@ -1444,16 +1443,16 @@
           <w:lang w:val="pl-PL"/>
         </w:rPr>
       </w:pPr>
-      <w:bookmarkStart w:id="5" w:name="_Toc146283465"/>
-      <w:bookmarkStart w:id="6" w:name="_Toc223386715"/>
+      <w:bookmarkStart w:id="4" w:name="_Toc146283465"/>
+      <w:bookmarkStart w:id="5" w:name="_Toc223386715"/>
       <w:r>
         <w:rPr>
           <w:lang w:val="pl-PL"/>
         </w:rPr>
         <w:t>Rozpoczęcie</w:t>
       </w:r>
+      <w:bookmarkEnd w:id="4"/>
       <w:bookmarkEnd w:id="5"/>
-      <w:bookmarkEnd w:id="6"/>
     </w:p>
     <w:p>
       <w:pPr>
@@ -1495,18 +1494,18 @@
           <w:lang w:val="pl-PL"/>
         </w:rPr>
       </w:pPr>
-      <w:bookmarkStart w:id="7" w:name="_Toc223386716"/>
-      <w:bookmarkStart w:id="8" w:name="_Toc223385564"/>
-      <w:bookmarkStart w:id="9" w:name="_Toc146283466"/>
+      <w:bookmarkStart w:id="6" w:name="_Toc223386716"/>
+      <w:bookmarkStart w:id="7" w:name="_Toc223385564"/>
+      <w:bookmarkStart w:id="8" w:name="_Toc146283466"/>
       <w:r>
         <w:rPr>
           <w:lang w:val="pl-PL"/>
         </w:rPr>
         <w:t>Uwaga</w:t>
       </w:r>
+      <w:bookmarkEnd w:id="6"/>
       <w:bookmarkEnd w:id="7"/>
       <w:bookmarkEnd w:id="8"/>
-      <w:bookmarkEnd w:id="9"/>
       <w:r>
         <w:rPr>
           <w:lang w:val="pl-PL"/>
@@ -1541,14 +1540,14 @@
           <w:lang w:val="pl-PL"/>
         </w:rPr>
       </w:pPr>
-      <w:bookmarkStart w:id="10" w:name="_Toc223386717"/>
+      <w:bookmarkStart w:id="9" w:name="_Toc223386717"/>
       <w:r>
         <w:rPr>
           <w:lang w:val="pl-PL"/>
         </w:rPr>
         <w:t>Wymagania</w:t>
       </w:r>
-      <w:bookmarkEnd w:id="10"/>
+      <w:bookmarkEnd w:id="9"/>
       <w:r>
         <w:rPr>
           <w:lang w:val="pl-PL"/>
@@ -2041,14 +2040,14 @@
           <w:lang w:val="pl-PL"/>
         </w:rPr>
       </w:pPr>
-      <w:bookmarkStart w:id="11" w:name="_Toc223386718"/>
+      <w:bookmarkStart w:id="10" w:name="_Toc223386718"/>
       <w:r>
         <w:rPr>
           <w:lang w:val="pl-PL"/>
         </w:rPr>
         <w:t>Badanie API</w:t>
       </w:r>
-      <w:bookmarkEnd w:id="11"/>
+      <w:bookmarkEnd w:id="10"/>
     </w:p>
     <w:p>
       <w:pPr>
@@ -2312,14 +2311,14 @@
           <w:lang w:val="pl-PL"/>
         </w:rPr>
       </w:pPr>
-      <w:bookmarkStart w:id="12" w:name="_Toc223386719"/>
+      <w:bookmarkStart w:id="11" w:name="_Toc223386719"/>
       <w:r>
         <w:rPr>
           <w:lang w:val="pl-PL"/>
         </w:rPr>
         <w:t>Implementacja</w:t>
       </w:r>
-      <w:bookmarkEnd w:id="12"/>
+      <w:bookmarkEnd w:id="11"/>
     </w:p>
     <w:p>
       <w:pPr>
@@ -2432,8 +2431,8 @@
         <w:tblLook w:val="04a0" w:noVBand="1" w:noHBand="0" w:lastColumn="0" w:firstColumn="1" w:lastRow="0" w:firstRow="1"/>
       </w:tblPr>
       <w:tblGrid>
-        <w:gridCol w:w="8195"/>
-        <w:gridCol w:w="1135"/>
+        <w:gridCol w:w="8193"/>
+        <w:gridCol w:w="1137"/>
         <w:gridCol w:w="1136"/>
       </w:tblGrid>
       <w:tr>
@@ -2442,7 +2441,7 @@
         </w:trPr>
         <w:tc>
           <w:tcPr>
-            <w:tcW w:w="8195" w:type="dxa"/>
+            <w:tcW w:w="8193" w:type="dxa"/>
             <w:tcBorders/>
             <w:vAlign w:val="center"/>
           </w:tcPr>
@@ -2450,6 +2449,7 @@
             <w:pPr>
               <w:pStyle w:val="PunktyTabela"/>
               <w:widowControl/>
+              <w:suppressAutoHyphens w:val="true"/>
               <w:spacing w:before="0" w:after="0"/>
               <w:jc w:val="start"/>
               <w:rPr>
@@ -2474,7 +2474,7 @@
         </w:tc>
         <w:tc>
           <w:tcPr>
-            <w:tcW w:w="1135" w:type="dxa"/>
+            <w:tcW w:w="1137" w:type="dxa"/>
             <w:tcBorders/>
             <w:vAlign w:val="center"/>
           </w:tcPr>
@@ -2482,6 +2482,7 @@
             <w:pPr>
               <w:pStyle w:val="PunktyTabela"/>
               <w:widowControl/>
+              <w:suppressAutoHyphens w:val="true"/>
               <w:spacing w:before="0" w:after="0"/>
               <w:jc w:val="center"/>
               <w:rPr>
@@ -2514,6 +2515,7 @@
             <w:pPr>
               <w:pStyle w:val="PunktyTabela"/>
               <w:widowControl/>
+              <w:suppressAutoHyphens w:val="true"/>
               <w:spacing w:before="0" w:after="0"/>
               <w:jc w:val="center"/>
               <w:rPr>
@@ -2641,17 +2643,22 @@
         <w:rPr/>
       </w:pPr>
       <w:r>
-        <w:rPr/>
+        <w:rPr>
+          <w:shd w:fill="81D41A" w:val="clear"/>
+        </w:rPr>
         <w:t xml:space="preserve">Wstaw zrzut ekranu pokazujący otrzymaną odpowiedź za pomocą </w:t>
       </w:r>
       <w:r>
         <w:rPr>
           <w:rStyle w:val="inline-code"/>
+          <w:shd w:fill="81D41A" w:val="clear"/>
         </w:rPr>
         <w:t>console.log()</w:t>
       </w:r>
       <w:r>
-        <w:rPr/>
+        <w:rPr>
+          <w:shd w:fill="81D41A" w:val="clear"/>
+        </w:rPr>
         <w:t xml:space="preserve"> w przeglądarce.</w:t>
       </w:r>
     </w:p>
@@ -2674,7 +2681,7 @@
         <w:rPr/>
         <w:drawing>
           <wp:inline distT="0" distB="0" distL="0" distR="0">
-            <wp:extent cx="899795" cy="899795"/>
+            <wp:extent cx="6122670" cy="3185795"/>
             <wp:effectExtent l="0" t="0" r="0" b="0"/>
             <wp:docPr id="6" name="Obraz 1313727115" descr="Obraz zawierający biały, design&#10;&#10;Zawartość wygenerowana przez AI może być niepoprawna."/>
             <wp:cNvGraphicFramePr>
@@ -2698,7 +2705,7 @@
                   <pic:spPr bwMode="auto">
                     <a:xfrm>
                       <a:off x="0" y="0"/>
-                      <a:ext cx="899795" cy="899795"/>
+                      <a:ext cx="6122670" cy="3185795"/>
                     </a:xfrm>
                     <a:prstGeom prst="rect">
                       <a:avLst/>
@@ -2737,8 +2744,8 @@
         <w:tblLook w:val="04a0" w:noVBand="1" w:noHBand="0" w:lastColumn="0" w:firstColumn="1" w:lastRow="0" w:firstRow="1"/>
       </w:tblPr>
       <w:tblGrid>
-        <w:gridCol w:w="8195"/>
-        <w:gridCol w:w="1135"/>
+        <w:gridCol w:w="8193"/>
+        <w:gridCol w:w="1137"/>
         <w:gridCol w:w="1136"/>
       </w:tblGrid>
       <w:tr>
@@ -2747,7 +2754,7 @@
         </w:trPr>
         <w:tc>
           <w:tcPr>
-            <w:tcW w:w="8195" w:type="dxa"/>
+            <w:tcW w:w="8193" w:type="dxa"/>
             <w:tcBorders/>
             <w:vAlign w:val="center"/>
           </w:tcPr>
@@ -2755,6 +2762,7 @@
             <w:pPr>
               <w:pStyle w:val="PunktyTabela"/>
               <w:widowControl/>
+              <w:suppressAutoHyphens w:val="true"/>
               <w:spacing w:before="0" w:after="0"/>
               <w:jc w:val="start"/>
               <w:rPr>
@@ -2779,7 +2787,7 @@
         </w:tc>
         <w:tc>
           <w:tcPr>
-            <w:tcW w:w="1135" w:type="dxa"/>
+            <w:tcW w:w="1137" w:type="dxa"/>
             <w:tcBorders/>
             <w:vAlign w:val="center"/>
           </w:tcPr>
@@ -2787,6 +2795,7 @@
             <w:pPr>
               <w:pStyle w:val="PunktyTabela"/>
               <w:widowControl/>
+              <w:suppressAutoHyphens w:val="true"/>
               <w:spacing w:before="0" w:after="0"/>
               <w:jc w:val="center"/>
               <w:rPr>
@@ -2819,6 +2828,7 @@
             <w:pPr>
               <w:pStyle w:val="PunktyTabela"/>
               <w:widowControl/>
+              <w:suppressAutoHyphens w:val="true"/>
               <w:spacing w:before="0" w:after="0"/>
               <w:jc w:val="center"/>
               <w:rPr>
@@ -2993,17 +3003,22 @@
         <w:rPr/>
       </w:pPr>
       <w:r>
-        <w:rPr/>
+        <w:rPr>
+          <w:shd w:fill="81D41A" w:val="clear"/>
+        </w:rPr>
         <w:t xml:space="preserve">Wstaw zrzut ekranu pokazujący otrzymaną odpowiedź za pomocą </w:t>
       </w:r>
       <w:r>
         <w:rPr>
           <w:rStyle w:val="inline-code"/>
+          <w:shd w:fill="81D41A" w:val="clear"/>
         </w:rPr>
         <w:t>console.log()</w:t>
       </w:r>
       <w:r>
-        <w:rPr/>
+        <w:rPr>
+          <w:shd w:fill="81D41A" w:val="clear"/>
+        </w:rPr>
         <w:t xml:space="preserve"> w przeglądarce.</w:t>
       </w:r>
     </w:p>
@@ -3026,7 +3041,7 @@
         <w:rPr/>
         <w:drawing>
           <wp:inline distT="0" distB="0" distL="0" distR="0">
-            <wp:extent cx="899795" cy="899795"/>
+            <wp:extent cx="4293870" cy="899795"/>
             <wp:effectExtent l="0" t="0" r="0" b="0"/>
             <wp:docPr id="8" name="Obraz 1843570493" descr="Obraz zawierający biały, design&#10;&#10;Zawartość wygenerowana przez AI może być niepoprawna."/>
             <wp:cNvGraphicFramePr>
@@ -3050,7 +3065,7 @@
                   <pic:spPr bwMode="auto">
                     <a:xfrm>
                       <a:off x="0" y="0"/>
-                      <a:ext cx="899795" cy="899795"/>
+                      <a:ext cx="4293870" cy="899795"/>
                     </a:xfrm>
                     <a:prstGeom prst="rect">
                       <a:avLst/>
@@ -3089,8 +3104,8 @@
         <w:tblLook w:val="04a0" w:noVBand="1" w:noHBand="0" w:lastColumn="0" w:firstColumn="1" w:lastRow="0" w:firstRow="1"/>
       </w:tblPr>
       <w:tblGrid>
-        <w:gridCol w:w="8195"/>
-        <w:gridCol w:w="1135"/>
+        <w:gridCol w:w="8193"/>
+        <w:gridCol w:w="1137"/>
         <w:gridCol w:w="1136"/>
       </w:tblGrid>
       <w:tr>
@@ -3099,7 +3114,7 @@
         </w:trPr>
         <w:tc>
           <w:tcPr>
-            <w:tcW w:w="8195" w:type="dxa"/>
+            <w:tcW w:w="8193" w:type="dxa"/>
             <w:tcBorders/>
             <w:vAlign w:val="center"/>
           </w:tcPr>
@@ -3107,6 +3122,7 @@
             <w:pPr>
               <w:pStyle w:val="PunktyTabela"/>
               <w:widowControl/>
+              <w:suppressAutoHyphens w:val="true"/>
               <w:spacing w:before="0" w:after="0"/>
               <w:jc w:val="start"/>
               <w:rPr>
@@ -3131,7 +3147,7 @@
         </w:tc>
         <w:tc>
           <w:tcPr>
-            <w:tcW w:w="1135" w:type="dxa"/>
+            <w:tcW w:w="1137" w:type="dxa"/>
             <w:tcBorders/>
             <w:vAlign w:val="center"/>
           </w:tcPr>
@@ -3139,6 +3155,7 @@
             <w:pPr>
               <w:pStyle w:val="PunktyTabela"/>
               <w:widowControl/>
+              <w:suppressAutoHyphens w:val="true"/>
               <w:spacing w:before="0" w:after="0"/>
               <w:jc w:val="center"/>
               <w:rPr>
@@ -3171,6 +3188,7 @@
             <w:pPr>
               <w:pStyle w:val="PunktyTabela"/>
               <w:widowControl/>
+              <w:suppressAutoHyphens w:val="true"/>
               <w:spacing w:before="0" w:after="0"/>
               <w:jc w:val="center"/>
               <w:rPr>
@@ -3198,23 +3216,25 @@
     <w:p>
       <w:pPr>
         <w:pStyle w:val="Zadanie"/>
-        <w:rPr/>
-      </w:pPr>
-      <w:r>
-        <w:rPr/>
+        <w:rPr>
+          <w:highlight w:val="none"/>
+          <w:shd w:fill="81D41A" w:val="clear"/>
+        </w:rPr>
+      </w:pPr>
+      <w:r>
         <w:drawing>
           <wp:anchor distT="0" distB="0" distL="0" distR="0" simplePos="0" relativeHeight="10" behindDoc="0" locked="0" layoutInCell="0" allowOverlap="1">
             <wp:simplePos x="0" y="0"/>
             <wp:positionH relativeFrom="column">
-              <wp:posOffset>4296410</wp:posOffset>
+              <wp:posOffset>4338320</wp:posOffset>
             </wp:positionH>
             <wp:positionV relativeFrom="paragraph">
-              <wp:posOffset>58420</wp:posOffset>
+              <wp:posOffset>545465</wp:posOffset>
             </wp:positionV>
-            <wp:extent cx="1233805" cy="1419225"/>
+            <wp:extent cx="2327910" cy="2948940"/>
             <wp:effectExtent l="0" t="0" r="0" b="0"/>
             <wp:wrapSquare wrapText="largest"/>
-            <wp:docPr id="9" name="Image6"/>
+            <wp:docPr id="9" name="Image3 Copy 1"/>
             <wp:cNvGraphicFramePr>
               <a:graphicFrameLocks xmlns:a="http://schemas.openxmlformats.org/drawingml/2006/main" noChangeAspect="1"/>
             </wp:cNvGraphicFramePr>
@@ -3222,7 +3242,7 @@
               <a:graphicData uri="http://schemas.openxmlformats.org/drawingml/2006/picture">
                 <pic:pic xmlns:pic="http://schemas.openxmlformats.org/drawingml/2006/picture">
                   <pic:nvPicPr>
-                    <pic:cNvPr id="9" name="Image6"/>
+                    <pic:cNvPr id="9" name="Image3 Copy 1"/>
                     <pic:cNvPicPr>
                       <a:picLocks noChangeAspect="1" noChangeArrowheads="1"/>
                     </pic:cNvPicPr>
@@ -3236,7 +3256,7 @@
                   <pic:spPr bwMode="auto">
                     <a:xfrm>
                       <a:off x="0" y="0"/>
-                      <a:ext cx="1233805" cy="1419225"/>
+                      <a:ext cx="2327910" cy="2948940"/>
                     </a:xfrm>
                     <a:prstGeom prst="rect">
                       <a:avLst/>
@@ -3250,45 +3270,67 @@
         </w:drawing>
       </w:r>
       <w:r>
-        <w:rPr/>
+        <w:rPr>
+          <w:shd w:fill="81D41A" w:val="clear"/>
+        </w:rPr>
         <w:t>Wstaw zrzut ekranu przedstawiającego wizualizację prognoz pogody:</w:t>
       </w:r>
     </w:p>
     <w:p>
       <w:pPr>
         <w:pStyle w:val="Zadanie"/>
-        <w:rPr/>
-      </w:pPr>
-      <w:r>
-        <w:rPr/>
+        <w:rPr>
+          <w:highlight w:val="none"/>
+          <w:shd w:fill="81D41A" w:val="clear"/>
+        </w:rPr>
+      </w:pPr>
+      <w:r>
+        <w:rPr>
+          <w:shd w:fill="81D41A" w:val="clear"/>
+        </w:rPr>
       </w:r>
     </w:p>
     <w:p>
       <w:pPr>
         <w:pStyle w:val="Zadanie"/>
         <w:jc w:val="center"/>
-        <w:rPr/>
-      </w:pPr>
-      <w:r>
-        <w:rPr/>
+        <w:rPr>
+          <w:highlight w:val="none"/>
+          <w:shd w:fill="81D41A" w:val="clear"/>
+        </w:rPr>
+      </w:pPr>
+      <w:r>
+        <w:rPr>
+          <w:shd w:fill="81D41A" w:val="clear"/>
+        </w:rPr>
       </w:r>
     </w:p>
     <w:p>
       <w:pPr>
         <w:pStyle w:val="Zadanie"/>
-        <w:rPr/>
-      </w:pPr>
-      <w:r>
-        <w:rPr/>
+        <w:rPr>
+          <w:highlight w:val="none"/>
+          <w:shd w:fill="81D41A" w:val="clear"/>
+        </w:rPr>
+      </w:pPr>
+      <w:r>
+        <w:rPr>
+          <w:shd w:fill="81D41A" w:val="clear"/>
+        </w:rPr>
       </w:r>
     </w:p>
     <w:p>
       <w:pPr>
         <w:pStyle w:val="Zadanie"/>
-        <w:rPr/>
-      </w:pPr>
-      <w:r>
-        <w:rPr/>
+        <w:rPr>
+          <w:highlight w:val="none"/>
+          <w:shd w:fill="81D41A" w:val="clear"/>
+        </w:rPr>
+      </w:pPr>
+      <w:r>
+        <w:rPr>
+          <w:shd w:fill="81D41A" w:val="clear"/>
+        </w:rPr>
         <w:t>Upewnij się, że widoczne są pasek wyszukiwania ze wskazaną miejscowością, a także zarówno pogoda bieżąca jak i prognozy pogody.</w:t>
       </w:r>
     </w:p>
@@ -3308,8 +3350,8 @@
         <w:tblLook w:val="04a0" w:noVBand="1" w:noHBand="0" w:lastColumn="0" w:firstColumn="1" w:lastRow="0" w:firstRow="1"/>
       </w:tblPr>
       <w:tblGrid>
-        <w:gridCol w:w="8195"/>
-        <w:gridCol w:w="1135"/>
+        <w:gridCol w:w="8193"/>
+        <w:gridCol w:w="1137"/>
         <w:gridCol w:w="1136"/>
       </w:tblGrid>
       <w:tr>
@@ -3318,7 +3360,7 @@
         </w:trPr>
         <w:tc>
           <w:tcPr>
-            <w:tcW w:w="8195" w:type="dxa"/>
+            <w:tcW w:w="8193" w:type="dxa"/>
             <w:tcBorders/>
             <w:vAlign w:val="center"/>
           </w:tcPr>
@@ -3326,6 +3368,7 @@
             <w:pPr>
               <w:pStyle w:val="PunktyTabela"/>
               <w:widowControl/>
+              <w:suppressAutoHyphens w:val="true"/>
               <w:spacing w:before="0" w:after="0"/>
               <w:jc w:val="start"/>
               <w:rPr>
@@ -3350,7 +3393,7 @@
         </w:tc>
         <w:tc>
           <w:tcPr>
-            <w:tcW w:w="1135" w:type="dxa"/>
+            <w:tcW w:w="1137" w:type="dxa"/>
             <w:tcBorders/>
             <w:vAlign w:val="center"/>
           </w:tcPr>
@@ -3358,6 +3401,7 @@
             <w:pPr>
               <w:pStyle w:val="PunktyTabela"/>
               <w:widowControl/>
+              <w:suppressAutoHyphens w:val="true"/>
               <w:spacing w:before="0" w:after="0"/>
               <w:jc w:val="center"/>
               <w:rPr>
@@ -3390,6 +3434,7 @@
             <w:pPr>
               <w:pStyle w:val="PunktyTabela"/>
               <w:widowControl/>
+              <w:suppressAutoHyphens w:val="true"/>
               <w:spacing w:before="0" w:after="0"/>
               <w:jc w:val="center"/>
               <w:rPr>
@@ -3419,99 +3464,99 @@
         <w:pStyle w:val="Heading1"/>
         <w:rPr/>
       </w:pPr>
-      <w:bookmarkStart w:id="13" w:name="_Toc223386720"/>
+      <w:bookmarkStart w:id="12" w:name="_Toc223386720"/>
       <w:r>
         <w:rPr/>
         <w:t>Commit projektu do GIT</w:t>
       </w:r>
+      <w:bookmarkEnd w:id="12"/>
+    </w:p>
+    <w:p>
+      <w:pPr>
+        <w:pStyle w:val="Normal"/>
+        <w:rPr>
+          <w:lang w:val="pl-PL"/>
+        </w:rPr>
+      </w:pPr>
+      <w:r>
+        <w:rPr>
+          <w:lang w:val="pl-PL"/>
+        </w:rPr>
+        <w:t>Zacommituj i pushnij swoje rozwiązanie do repozytorium GIT.</w:t>
+      </w:r>
+    </w:p>
+    <w:p>
+      <w:pPr>
+        <w:pStyle w:val="Normal"/>
+        <w:rPr>
+          <w:lang w:val="pl-PL"/>
+        </w:rPr>
+      </w:pPr>
+      <w:r>
+        <w:rPr>
+          <w:lang w:val="pl-PL"/>
+        </w:rPr>
+        <w:t>Upewnij się, czy wszystko dobrze się wysłało. Upewnij się, że aktualna wersja rozwiązania jest dostępna przez GitHub Pages.</w:t>
+      </w:r>
+    </w:p>
+    <w:p>
+      <w:pPr>
+        <w:pStyle w:val="Zadanie"/>
+        <w:rPr/>
+      </w:pPr>
+      <w:r>
+        <w:rPr/>
+        <w:t>Podaj link do swojego repozytorium GitHub Pages:</w:t>
+      </w:r>
+    </w:p>
+    <w:p>
+      <w:pPr>
+        <w:pStyle w:val="Zadanie"/>
+        <w:rPr/>
+      </w:pPr>
+      <w:r>
+        <w:rPr/>
+      </w:r>
+    </w:p>
+    <w:p>
+      <w:pPr>
+        <w:pStyle w:val="Zadanie"/>
+        <w:rPr/>
+      </w:pPr>
+      <w:r>
+        <w:rPr/>
+        <w:t>…</w:t>
+      </w:r>
+      <w:r>
+        <w:rPr/>
+        <w:t>link, np. https://github.com/.../... …</w:t>
+      </w:r>
+    </w:p>
+    <w:p>
+      <w:pPr>
+        <w:pStyle w:val="Zadanie"/>
+        <w:rPr/>
+      </w:pPr>
+      <w:r>
+        <w:rPr/>
+        <w:t>https://github.com/barczykjakub553-ui/barczykjakub553-ui.github.io/tree/main/lab-d</w:t>
+      </w:r>
+    </w:p>
+    <w:p>
+      <w:pPr>
+        <w:pStyle w:val="Heading1"/>
+        <w:rPr>
+          <w:lang w:val="pl-PL"/>
+        </w:rPr>
+      </w:pPr>
+      <w:bookmarkStart w:id="13" w:name="_Toc223386721"/>
+      <w:r>
+        <w:rPr>
+          <w:lang w:val="pl-PL"/>
+        </w:rPr>
+        <w:t>Podsumowanie</w:t>
+      </w:r>
       <w:bookmarkEnd w:id="13"/>
-    </w:p>
-    <w:p>
-      <w:pPr>
-        <w:pStyle w:val="Normal"/>
-        <w:rPr>
-          <w:lang w:val="pl-PL"/>
-        </w:rPr>
-      </w:pPr>
-      <w:r>
-        <w:rPr>
-          <w:lang w:val="pl-PL"/>
-        </w:rPr>
-        <w:t>Zacommituj i pushnij swoje rozwiązanie do repozytorium GIT.</w:t>
-      </w:r>
-    </w:p>
-    <w:p>
-      <w:pPr>
-        <w:pStyle w:val="Normal"/>
-        <w:rPr>
-          <w:lang w:val="pl-PL"/>
-        </w:rPr>
-      </w:pPr>
-      <w:r>
-        <w:rPr>
-          <w:lang w:val="pl-PL"/>
-        </w:rPr>
-        <w:t>Upewnij się, czy wszystko dobrze się wysłało. Upewnij się, że aktualna wersja rozwiązania jest dostępna przez GitHub Pages.</w:t>
-      </w:r>
-    </w:p>
-    <w:p>
-      <w:pPr>
-        <w:pStyle w:val="Zadanie"/>
-        <w:rPr/>
-      </w:pPr>
-      <w:r>
-        <w:rPr/>
-        <w:t>Podaj link do swojego repozytorium GitHub Pages:</w:t>
-      </w:r>
-    </w:p>
-    <w:p>
-      <w:pPr>
-        <w:pStyle w:val="Zadanie"/>
-        <w:rPr/>
-      </w:pPr>
-      <w:r>
-        <w:rPr/>
-      </w:r>
-    </w:p>
-    <w:p>
-      <w:pPr>
-        <w:pStyle w:val="Zadanie"/>
-        <w:rPr/>
-      </w:pPr>
-      <w:r>
-        <w:rPr/>
-        <w:t>…</w:t>
-      </w:r>
-      <w:r>
-        <w:rPr/>
-        <w:t>link, np. https://github.com/.../... …</w:t>
-      </w:r>
-    </w:p>
-    <w:p>
-      <w:pPr>
-        <w:pStyle w:val="Zadanie"/>
-        <w:rPr/>
-      </w:pPr>
-      <w:r>
-        <w:rPr/>
-        <w:t>https://github.com/barczykjakub553-ui/barczykjakub553-ui.github.io/tree/main/lab-d</w:t>
-      </w:r>
-    </w:p>
-    <w:p>
-      <w:pPr>
-        <w:pStyle w:val="Heading1"/>
-        <w:rPr>
-          <w:lang w:val="pl-PL"/>
-        </w:rPr>
-      </w:pPr>
-      <w:bookmarkStart w:id="14" w:name="_Toc223386721"/>
-      <w:r>
-        <w:rPr>
-          <w:lang w:val="pl-PL"/>
-        </w:rPr>
-        <w:t>Podsumowanie</w:t>
-      </w:r>
-      <w:bookmarkEnd w:id="14"/>
     </w:p>
     <w:p>
       <w:pPr>
@@ -4496,7 +4541,7 @@
   <w:docDefaults>
     <w:rPrDefault>
       <w:rPr>
-        <w:rFonts w:ascii="Calibri" w:hAnsi="Calibri" w:eastAsia="Calibri" w:cs="Arial" w:asciiTheme="minorHAnsi" w:cstheme="minorBidi" w:eastAsiaTheme="minorHAnsi" w:hAnsiTheme="minorHAnsi"/>
+        <w:rFonts w:ascii="Calibri" w:hAnsi="Calibri" w:eastAsia="Calibri" w:cs="" w:asciiTheme="minorHAnsi" w:cstheme="minorBidi" w:eastAsiaTheme="minorHAnsi" w:hAnsiTheme="minorHAnsi"/>
         <w:kern w:val="2"/>
         <w:sz w:val="22"/>
         <w:szCs w:val="22"/>
@@ -4894,12 +4939,13 @@
     <w:rsid w:val="00d5576b"/>
     <w:pPr>
       <w:widowControl/>
+      <w:suppressAutoHyphens w:val="true"/>
       <w:bidi w:val="0"/>
       <w:spacing w:lineRule="auto" w:line="259" w:before="0" w:after="160"/>
       <w:jc w:val="start"/>
     </w:pPr>
     <w:rPr>
-      <w:rFonts w:ascii="Calibri" w:hAnsi="Calibri" w:eastAsia="Calibri" w:cs="Arial" w:asciiTheme="minorHAnsi" w:cstheme="minorBidi" w:eastAsiaTheme="minorHAnsi" w:hAnsiTheme="minorHAnsi"/>
+      <w:rFonts w:ascii="Calibri" w:hAnsi="Calibri" w:eastAsia="Calibri" w:cs="" w:asciiTheme="minorHAnsi" w:cstheme="minorBidi" w:eastAsiaTheme="minorHAnsi" w:hAnsiTheme="minorHAnsi"/>
       <w:color w:val="auto"/>
       <w:kern w:val="2"/>
       <w:sz w:val="22"/>
@@ -4923,7 +4969,7 @@
       <w:outlineLvl w:val="0"/>
     </w:pPr>
     <w:rPr>
-      <w:rFonts w:ascii="Calibri Light" w:hAnsi="Calibri Light" w:eastAsia="" w:cs="Times New Roman" w:asciiTheme="majorHAnsi" w:cstheme="majorBidi" w:eastAsiaTheme="majorEastAsia" w:hAnsiTheme="majorHAnsi"/>
+      <w:rFonts w:ascii="Calibri Light" w:hAnsi="Calibri Light" w:eastAsia="" w:cs="" w:asciiTheme="majorHAnsi" w:cstheme="majorBidi" w:eastAsiaTheme="majorEastAsia" w:hAnsiTheme="majorHAnsi"/>
       <w:b/>
       <w:smallCaps/>
       <w:sz w:val="32"/>
@@ -4964,7 +5010,7 @@
     <w:qFormat/>
     <w:rsid w:val="003b2421"/>
     <w:rPr>
-      <w:rFonts w:ascii="Calibri Light" w:hAnsi="Calibri Light" w:eastAsia="" w:cs="Times New Roman" w:asciiTheme="majorHAnsi" w:cstheme="majorBidi" w:eastAsiaTheme="majorEastAsia" w:hAnsiTheme="majorHAnsi"/>
+      <w:rFonts w:ascii="Calibri Light" w:hAnsi="Calibri Light" w:eastAsia="" w:cs="" w:asciiTheme="majorHAnsi" w:cstheme="majorBidi" w:eastAsiaTheme="majorEastAsia" w:hAnsiTheme="majorHAnsi"/>
       <w:b/>
       <w:smallCaps/>
       <w:sz w:val="32"/>
@@ -4990,7 +5036,7 @@
     <w:qFormat/>
     <w:rsid w:val="003b2421"/>
     <w:rPr>
-      <w:rFonts w:ascii="Calibri Light" w:hAnsi="Calibri Light" w:eastAsia="" w:cs="Times New Roman" w:asciiTheme="majorHAnsi" w:cstheme="majorBidi" w:eastAsiaTheme="majorEastAsia" w:hAnsiTheme="majorHAnsi"/>
+      <w:rFonts w:ascii="Calibri Light" w:hAnsi="Calibri Light" w:eastAsia="" w:cs="" w:asciiTheme="majorHAnsi" w:cstheme="majorBidi" w:eastAsiaTheme="majorEastAsia" w:hAnsiTheme="majorHAnsi"/>
       <w:b/>
       <w:smallCaps/>
       <w:spacing w:val="-10"/>
@@ -5171,7 +5217,7 @@
       <w:jc w:val="center"/>
     </w:pPr>
     <w:rPr>
-      <w:rFonts w:ascii="Calibri Light" w:hAnsi="Calibri Light" w:eastAsia="" w:cs="Times New Roman" w:asciiTheme="majorHAnsi" w:cstheme="majorBidi" w:eastAsiaTheme="majorEastAsia" w:hAnsiTheme="majorHAnsi"/>
+      <w:rFonts w:ascii="Calibri Light" w:hAnsi="Calibri Light" w:eastAsia="" w:cs="" w:asciiTheme="majorHAnsi" w:cstheme="majorBidi" w:eastAsiaTheme="majorEastAsia" w:hAnsiTheme="majorHAnsi"/>
       <w:b/>
       <w:smallCaps/>
       <w:spacing w:val="-10"/>
